--- a/build/drug_test_115_template.docx
+++ b/build/drug_test_115_template.docx
@@ -685,7 +685,7 @@
           <w:b w:val="0"/>
           <w:sz w:val="32"/>
         </w:rPr>
-        <w:t>(ลงชื่อ) ............................................ {officer1_rank} เจ้าพนักงาน ป.ป.ส. ผู้ตรวจหรือทดสอบฯ</w:t>
+        <w:t>(ลงชื่อ) ............................................ เจ้าพนักงาน ป.ป.ส. ผู้ตรวจหรือทดสอบฯ</w:t>
       </w:r>
     </w:p>
     <w:p>
@@ -698,7 +698,7 @@
           <w:b w:val="0"/>
           <w:sz w:val="32"/>
         </w:rPr>
-        <w:t>( {officer1_name} )</w:t>
+        <w:t>( {officer1_rank}{officer1_name} )</w:t>
       </w:r>
     </w:p>
     <w:p>

--- a/build/drug_test_115_template.docx
+++ b/build/drug_test_115_template.docx
@@ -685,7 +685,7 @@
           <w:b w:val="0"/>
           <w:sz w:val="32"/>
         </w:rPr>
-        <w:t>(ลงชื่อ) ............................................ เจ้าพนักงาน ป.ป.ส. ผู้ตรวจหรือทดสอบฯ</w:t>
+        <w:t>(ลงชื่อ) {officer1_rank} ............................................ เจ้าพนักงาน ป.ป.ส. ผู้ตรวจหรือทดสอบฯ</w:t>
       </w:r>
     </w:p>
     <w:p>
@@ -698,7 +698,7 @@
           <w:b w:val="0"/>
           <w:sz w:val="32"/>
         </w:rPr>
-        <w:t>( {officer1_rank}{officer1_name} )</w:t>
+        <w:t>( {officer1_name} )</w:t>
       </w:r>
     </w:p>
     <w:p>
